--- a/Docs/SRS/SRS.docx
+++ b/Docs/SRS/SRS.docx
@@ -229,7 +229,7 @@
           <w:sz w:val="36"/>
           <w:szCs w:val="36"/>
         </w:rPr>
-        <w:t>Tài liệu SRS Kiểm Chứng Phần Mềm</w:t>
+        <w:t>Tài liệu Kiểm Chứng Phần Mềm</w:t>
       </w:r>
     </w:p>
     <w:p>
@@ -266,16 +266,7 @@
           <w:sz w:val="36"/>
           <w:szCs w:val="36"/>
         </w:rPr>
-        <w:t xml:space="preserve"> </w:t>
-      </w:r>
-      <w:r>
-        <w:rPr>
-          <w:rFonts w:ascii="Times New Roman" w:hAnsi="Times New Roman" w:cs="Times New Roman"/>
-          <w:b/>
-          <w:sz w:val="36"/>
-          <w:szCs w:val="36"/>
-        </w:rPr>
-        <w:t>Online Shopping Store</w:t>
+        <w:t xml:space="preserve"> Online Shopping Store</w:t>
       </w:r>
     </w:p>
     <w:p>
@@ -557,15 +548,7 @@
           <w:szCs w:val="26"/>
         </w:rPr>
         <w:lastRenderedPageBreak/>
-        <w:t>Phiên bản: v1.</w:t>
-      </w:r>
-      <w:r>
-        <w:rPr>
-          <w:rFonts w:ascii="Times New Roman" w:hAnsi="Times New Roman" w:cs="Times New Roman"/>
-          <w:sz w:val="26"/>
-          <w:szCs w:val="26"/>
-        </w:rPr>
-        <w:t>1</w:t>
+        <w:t>Phiên bản: v1.1</w:t>
       </w:r>
     </w:p>
     <w:p>
@@ -1023,7 +1006,7 @@
             </w:rPr>
             <w:fldChar w:fldCharType="separate"/>
           </w:r>
-          <w:hyperlink w:anchor="_Toc237376031" w:history="1">
+          <w:hyperlink w:anchor="_Toc237467190" w:history="1">
             <w:r>
               <w:rPr>
                 <w:rStyle w:val="Hyperlink"/>
@@ -1051,7 +1034,7 @@
                 <w:noProof/>
                 <w:webHidden/>
               </w:rPr>
-              <w:instrText xml:space="preserve"> PAGEREF _Toc237376031 \h </w:instrText>
+              <w:instrText xml:space="preserve"> PAGEREF _Toc237467190 \h </w:instrText>
             </w:r>
             <w:r>
               <w:rPr>
@@ -1093,7 +1076,7 @@
               <w:noProof/>
             </w:rPr>
           </w:pPr>
-          <w:hyperlink w:anchor="_Toc237376032" w:history="1">
+          <w:hyperlink w:anchor="_Toc237467191" w:history="1">
             <w:r>
               <w:rPr>
                 <w:rStyle w:val="Hyperlink"/>
@@ -1121,7 +1104,7 @@
                 <w:noProof/>
                 <w:webHidden/>
               </w:rPr>
-              <w:instrText xml:space="preserve"> PAGEREF _Toc237376032 \h </w:instrText>
+              <w:instrText xml:space="preserve"> PAGEREF _Toc237467191 \h </w:instrText>
             </w:r>
             <w:r>
               <w:rPr>
@@ -1163,7 +1146,7 @@
               <w:noProof/>
             </w:rPr>
           </w:pPr>
-          <w:hyperlink w:anchor="_Toc237376033" w:history="1">
+          <w:hyperlink w:anchor="_Toc237467192" w:history="1">
             <w:r>
               <w:rPr>
                 <w:rStyle w:val="Hyperlink"/>
@@ -1191,7 +1174,7 @@
                 <w:noProof/>
                 <w:webHidden/>
               </w:rPr>
-              <w:instrText xml:space="preserve"> PAGEREF _Toc237376033 \h </w:instrText>
+              <w:instrText xml:space="preserve"> PAGEREF _Toc237467192 \h </w:instrText>
             </w:r>
             <w:r>
               <w:rPr>
@@ -1233,7 +1216,7 @@
               <w:noProof/>
             </w:rPr>
           </w:pPr>
-          <w:hyperlink w:anchor="_Toc237376034" w:history="1">
+          <w:hyperlink w:anchor="_Toc237467193" w:history="1">
             <w:r>
               <w:rPr>
                 <w:rStyle w:val="Hyperlink"/>
@@ -1261,7 +1244,7 @@
                 <w:noProof/>
                 <w:webHidden/>
               </w:rPr>
-              <w:instrText xml:space="preserve"> PAGEREF _Toc237376034 \h </w:instrText>
+              <w:instrText xml:space="preserve"> PAGEREF _Toc237467193 \h </w:instrText>
             </w:r>
             <w:r>
               <w:rPr>
@@ -1303,7 +1286,7 @@
               <w:noProof/>
             </w:rPr>
           </w:pPr>
-          <w:hyperlink w:anchor="_Toc237376035" w:history="1">
+          <w:hyperlink w:anchor="_Toc237467194" w:history="1">
             <w:r>
               <w:rPr>
                 <w:rStyle w:val="Hyperlink"/>
@@ -1331,7 +1314,7 @@
                 <w:noProof/>
                 <w:webHidden/>
               </w:rPr>
-              <w:instrText xml:space="preserve"> PAGEREF _Toc237376035 \h </w:instrText>
+              <w:instrText xml:space="preserve"> PAGEREF _Toc237467194 \h </w:instrText>
             </w:r>
             <w:r>
               <w:rPr>
@@ -1373,7 +1356,7 @@
               <w:noProof/>
             </w:rPr>
           </w:pPr>
-          <w:hyperlink w:anchor="_Toc237376036" w:history="1">
+          <w:hyperlink w:anchor="_Toc237467195" w:history="1">
             <w:r>
               <w:rPr>
                 <w:rStyle w:val="Hyperlink"/>
@@ -1401,7 +1384,7 @@
                 <w:noProof/>
                 <w:webHidden/>
               </w:rPr>
-              <w:instrText xml:space="preserve"> PAGEREF _Toc237376036 \h </w:instrText>
+              <w:instrText xml:space="preserve"> PAGEREF _Toc237467195 \h </w:instrText>
             </w:r>
             <w:r>
               <w:rPr>
@@ -1443,7 +1426,7 @@
               <w:noProof/>
             </w:rPr>
           </w:pPr>
-          <w:hyperlink w:anchor="_Toc237376037" w:history="1">
+          <w:hyperlink w:anchor="_Toc237467196" w:history="1">
             <w:r>
               <w:rPr>
                 <w:rStyle w:val="Hyperlink"/>
@@ -1471,7 +1454,7 @@
                 <w:noProof/>
                 <w:webHidden/>
               </w:rPr>
-              <w:instrText xml:space="preserve"> PAGEREF _Toc237376037 \h </w:instrText>
+              <w:instrText xml:space="preserve"> PAGEREF _Toc237467196 \h </w:instrText>
             </w:r>
             <w:r>
               <w:rPr>
@@ -1513,7 +1496,7 @@
               <w:noProof/>
             </w:rPr>
           </w:pPr>
-          <w:hyperlink w:anchor="_Toc237376038" w:history="1">
+          <w:hyperlink w:anchor="_Toc237467197" w:history="1">
             <w:r>
               <w:rPr>
                 <w:rStyle w:val="Hyperlink"/>
@@ -1541,7 +1524,7 @@
                 <w:noProof/>
                 <w:webHidden/>
               </w:rPr>
-              <w:instrText xml:space="preserve"> PAGEREF _Toc237376038 \h </w:instrText>
+              <w:instrText xml:space="preserve"> PAGEREF _Toc237467197 \h </w:instrText>
             </w:r>
             <w:r>
               <w:rPr>
@@ -1583,14 +1566,14 @@
               <w:noProof/>
             </w:rPr>
           </w:pPr>
-          <w:hyperlink w:anchor="_Toc237376039" w:history="1">
+          <w:hyperlink w:anchor="_Toc237467198" w:history="1">
             <w:r>
               <w:rPr>
                 <w:rStyle w:val="Hyperlink"/>
                 <w:rFonts w:cs="Times New Roman"/>
                 <w:noProof/>
               </w:rPr>
-              <w:t>2.2 Chức năng sản phẩm (Product Functions) — tóm tắt cấp cao</w:t>
+              <w:t>2.2 Chức năng sản phẩm (Product Functions)</w:t>
             </w:r>
             <w:r>
               <w:rPr>
@@ -1611,7 +1594,7 @@
                 <w:noProof/>
                 <w:webHidden/>
               </w:rPr>
-              <w:instrText xml:space="preserve"> PAGEREF _Toc237376039 \h </w:instrText>
+              <w:instrText xml:space="preserve"> PAGEREF _Toc237467198 \h </w:instrText>
             </w:r>
             <w:r>
               <w:rPr>
@@ -1653,7 +1636,7 @@
               <w:noProof/>
             </w:rPr>
           </w:pPr>
-          <w:hyperlink w:anchor="_Toc237376040" w:history="1">
+          <w:hyperlink w:anchor="_Toc237467199" w:history="1">
             <w:r>
               <w:rPr>
                 <w:rStyle w:val="Hyperlink"/>
@@ -1681,7 +1664,7 @@
                 <w:noProof/>
                 <w:webHidden/>
               </w:rPr>
-              <w:instrText xml:space="preserve"> PAGEREF _Toc237376040 \h </w:instrText>
+              <w:instrText xml:space="preserve"> PAGEREF _Toc237467199 \h </w:instrText>
             </w:r>
             <w:r>
               <w:rPr>
@@ -1723,7 +1706,7 @@
               <w:noProof/>
             </w:rPr>
           </w:pPr>
-          <w:hyperlink w:anchor="_Toc237376041" w:history="1">
+          <w:hyperlink w:anchor="_Toc237467200" w:history="1">
             <w:r>
               <w:rPr>
                 <w:rStyle w:val="Hyperlink"/>
@@ -1751,7 +1734,7 @@
                 <w:noProof/>
                 <w:webHidden/>
               </w:rPr>
-              <w:instrText xml:space="preserve"> PAGEREF _Toc237376041 \h </w:instrText>
+              <w:instrText xml:space="preserve"> PAGEREF _Toc237467200 \h </w:instrText>
             </w:r>
             <w:r>
               <w:rPr>
@@ -1793,7 +1776,7 @@
               <w:noProof/>
             </w:rPr>
           </w:pPr>
-          <w:hyperlink w:anchor="_Toc237376042" w:history="1">
+          <w:hyperlink w:anchor="_Toc237467201" w:history="1">
             <w:r>
               <w:rPr>
                 <w:rStyle w:val="Hyperlink"/>
@@ -1821,7 +1804,7 @@
                 <w:noProof/>
                 <w:webHidden/>
               </w:rPr>
-              <w:instrText xml:space="preserve"> PAGEREF _Toc237376042 \h </w:instrText>
+              <w:instrText xml:space="preserve"> PAGEREF _Toc237467201 \h </w:instrText>
             </w:r>
             <w:r>
               <w:rPr>
@@ -1863,7 +1846,7 @@
               <w:noProof/>
             </w:rPr>
           </w:pPr>
-          <w:hyperlink w:anchor="_Toc237376043" w:history="1">
+          <w:hyperlink w:anchor="_Toc237467202" w:history="1">
             <w:r>
               <w:rPr>
                 <w:rStyle w:val="Hyperlink"/>
@@ -1891,7 +1874,7 @@
                 <w:noProof/>
                 <w:webHidden/>
               </w:rPr>
-              <w:instrText xml:space="preserve"> PAGEREF _Toc237376043 \h </w:instrText>
+              <w:instrText xml:space="preserve"> PAGEREF _Toc237467202 \h </w:instrText>
             </w:r>
             <w:r>
               <w:rPr>
@@ -1933,7 +1916,7 @@
               <w:noProof/>
             </w:rPr>
           </w:pPr>
-          <w:hyperlink w:anchor="_Toc237376044" w:history="1">
+          <w:hyperlink w:anchor="_Toc237467203" w:history="1">
             <w:r>
               <w:rPr>
                 <w:rStyle w:val="Hyperlink"/>
@@ -1961,7 +1944,7 @@
                 <w:noProof/>
                 <w:webHidden/>
               </w:rPr>
-              <w:instrText xml:space="preserve"> PAGEREF _Toc237376044 \h </w:instrText>
+              <w:instrText xml:space="preserve"> PAGEREF _Toc237467203 \h </w:instrText>
             </w:r>
             <w:r>
               <w:rPr>
@@ -2003,7 +1986,7 @@
               <w:noProof/>
             </w:rPr>
           </w:pPr>
-          <w:hyperlink w:anchor="_Toc237376045" w:history="1">
+          <w:hyperlink w:anchor="_Toc237467204" w:history="1">
             <w:r>
               <w:rPr>
                 <w:rStyle w:val="Hyperlink"/>
@@ -2031,7 +2014,7 @@
                 <w:noProof/>
                 <w:webHidden/>
               </w:rPr>
-              <w:instrText xml:space="preserve"> PAGEREF _Toc237376045 \h </w:instrText>
+              <w:instrText xml:space="preserve"> PAGEREF _Toc237467204 \h </w:instrText>
             </w:r>
             <w:r>
               <w:rPr>
@@ -2073,7 +2056,7 @@
               <w:noProof/>
             </w:rPr>
           </w:pPr>
-          <w:hyperlink w:anchor="_Toc237376046" w:history="1">
+          <w:hyperlink w:anchor="_Toc237467205" w:history="1">
             <w:r>
               <w:rPr>
                 <w:rStyle w:val="Hyperlink"/>
@@ -2101,7 +2084,7 @@
                 <w:noProof/>
                 <w:webHidden/>
               </w:rPr>
-              <w:instrText xml:space="preserve"> PAGEREF _Toc237376046 \h </w:instrText>
+              <w:instrText xml:space="preserve"> PAGEREF _Toc237467205 \h </w:instrText>
             </w:r>
             <w:r>
               <w:rPr>
@@ -2143,7 +2126,7 @@
               <w:noProof/>
             </w:rPr>
           </w:pPr>
-          <w:hyperlink w:anchor="_Toc237376047" w:history="1">
+          <w:hyperlink w:anchor="_Toc237467206" w:history="1">
             <w:r>
               <w:rPr>
                 <w:rStyle w:val="Hyperlink"/>
@@ -2171,7 +2154,7 @@
                 <w:noProof/>
                 <w:webHidden/>
               </w:rPr>
-              <w:instrText xml:space="preserve"> PAGEREF _Toc237376047 \h </w:instrText>
+              <w:instrText xml:space="preserve"> PAGEREF _Toc237467206 \h </w:instrText>
             </w:r>
             <w:r>
               <w:rPr>
@@ -2213,7 +2196,7 @@
               <w:noProof/>
             </w:rPr>
           </w:pPr>
-          <w:hyperlink w:anchor="_Toc237376048" w:history="1">
+          <w:hyperlink w:anchor="_Toc237467207" w:history="1">
             <w:r>
               <w:rPr>
                 <w:rStyle w:val="Hyperlink"/>
@@ -2241,7 +2224,7 @@
                 <w:noProof/>
                 <w:webHidden/>
               </w:rPr>
-              <w:instrText xml:space="preserve"> PAGEREF _Toc237376048 \h </w:instrText>
+              <w:instrText xml:space="preserve"> PAGEREF _Toc237467207 \h </w:instrText>
             </w:r>
             <w:r>
               <w:rPr>
@@ -2283,7 +2266,7 @@
               <w:noProof/>
             </w:rPr>
           </w:pPr>
-          <w:hyperlink w:anchor="_Toc237376049" w:history="1">
+          <w:hyperlink w:anchor="_Toc237467208" w:history="1">
             <w:r>
               <w:rPr>
                 <w:rStyle w:val="Hyperlink"/>
@@ -2311,7 +2294,7 @@
                 <w:noProof/>
                 <w:webHidden/>
               </w:rPr>
-              <w:instrText xml:space="preserve"> PAGEREF _Toc237376049 \h </w:instrText>
+              <w:instrText xml:space="preserve"> PAGEREF _Toc237467208 \h </w:instrText>
             </w:r>
             <w:r>
               <w:rPr>
@@ -2353,7 +2336,7 @@
               <w:noProof/>
             </w:rPr>
           </w:pPr>
-          <w:hyperlink w:anchor="_Toc237376050" w:history="1">
+          <w:hyperlink w:anchor="_Toc237467209" w:history="1">
             <w:r>
               <w:rPr>
                 <w:rStyle w:val="Hyperlink"/>
@@ -2381,7 +2364,7 @@
                 <w:noProof/>
                 <w:webHidden/>
               </w:rPr>
-              <w:instrText xml:space="preserve"> PAGEREF _Toc237376050 \h </w:instrText>
+              <w:instrText xml:space="preserve"> PAGEREF _Toc237467209 \h </w:instrText>
             </w:r>
             <w:r>
               <w:rPr>
@@ -2423,7 +2406,7 @@
               <w:noProof/>
             </w:rPr>
           </w:pPr>
-          <w:hyperlink w:anchor="_Toc237376051" w:history="1">
+          <w:hyperlink w:anchor="_Toc237467210" w:history="1">
             <w:r>
               <w:rPr>
                 <w:rStyle w:val="Hyperlink"/>
@@ -2451,7 +2434,7 @@
                 <w:noProof/>
                 <w:webHidden/>
               </w:rPr>
-              <w:instrText xml:space="preserve"> PAGEREF _Toc237376051 \h </w:instrText>
+              <w:instrText xml:space="preserve"> PAGEREF _Toc237467210 \h </w:instrText>
             </w:r>
             <w:r>
               <w:rPr>
@@ -2493,7 +2476,7 @@
               <w:noProof/>
             </w:rPr>
           </w:pPr>
-          <w:hyperlink w:anchor="_Toc237376052" w:history="1">
+          <w:hyperlink w:anchor="_Toc237467211" w:history="1">
             <w:r>
               <w:rPr>
                 <w:rStyle w:val="Hyperlink"/>
@@ -2521,7 +2504,7 @@
                 <w:noProof/>
                 <w:webHidden/>
               </w:rPr>
-              <w:instrText xml:space="preserve"> PAGEREF _Toc237376052 \h </w:instrText>
+              <w:instrText xml:space="preserve"> PAGEREF _Toc237467211 \h </w:instrText>
             </w:r>
             <w:r>
               <w:rPr>
@@ -2541,7 +2524,7 @@
                 <w:noProof/>
                 <w:webHidden/>
               </w:rPr>
-              <w:t>9</w:t>
+              <w:t>10</w:t>
             </w:r>
             <w:r>
               <w:rPr>
@@ -2563,7 +2546,7 @@
               <w:noProof/>
             </w:rPr>
           </w:pPr>
-          <w:hyperlink w:anchor="_Toc237376053" w:history="1">
+          <w:hyperlink w:anchor="_Toc237467212" w:history="1">
             <w:r>
               <w:rPr>
                 <w:rStyle w:val="Hyperlink"/>
@@ -2591,7 +2574,7 @@
                 <w:noProof/>
                 <w:webHidden/>
               </w:rPr>
-              <w:instrText xml:space="preserve"> PAGEREF _Toc237376053 \h </w:instrText>
+              <w:instrText xml:space="preserve"> PAGEREF _Toc237467212 \h </w:instrText>
             </w:r>
             <w:r>
               <w:rPr>
@@ -2633,7 +2616,7 @@
               <w:noProof/>
             </w:rPr>
           </w:pPr>
-          <w:hyperlink w:anchor="_Toc237376054" w:history="1">
+          <w:hyperlink w:anchor="_Toc237467213" w:history="1">
             <w:r>
               <w:rPr>
                 <w:rStyle w:val="Hyperlink"/>
@@ -2661,7 +2644,7 @@
                 <w:noProof/>
                 <w:webHidden/>
               </w:rPr>
-              <w:instrText xml:space="preserve"> PAGEREF _Toc237376054 \h </w:instrText>
+              <w:instrText xml:space="preserve"> PAGEREF _Toc237467213 \h </w:instrText>
             </w:r>
             <w:r>
               <w:rPr>
@@ -2703,7 +2686,7 @@
               <w:noProof/>
             </w:rPr>
           </w:pPr>
-          <w:hyperlink w:anchor="_Toc237376055" w:history="1">
+          <w:hyperlink w:anchor="_Toc237467214" w:history="1">
             <w:r>
               <w:rPr>
                 <w:rStyle w:val="Hyperlink"/>
@@ -2731,7 +2714,7 @@
                 <w:noProof/>
                 <w:webHidden/>
               </w:rPr>
-              <w:instrText xml:space="preserve"> PAGEREF _Toc237376055 \h </w:instrText>
+              <w:instrText xml:space="preserve"> PAGEREF _Toc237467214 \h </w:instrText>
             </w:r>
             <w:r>
               <w:rPr>
@@ -2773,7 +2756,7 @@
               <w:noProof/>
             </w:rPr>
           </w:pPr>
-          <w:hyperlink w:anchor="_Toc237376056" w:history="1">
+          <w:hyperlink w:anchor="_Toc237467215" w:history="1">
             <w:r>
               <w:rPr>
                 <w:rStyle w:val="Hyperlink"/>
@@ -2801,7 +2784,7 @@
                 <w:noProof/>
                 <w:webHidden/>
               </w:rPr>
-              <w:instrText xml:space="preserve"> PAGEREF _Toc237376056 \h </w:instrText>
+              <w:instrText xml:space="preserve"> PAGEREF _Toc237467215 \h </w:instrText>
             </w:r>
             <w:r>
               <w:rPr>
@@ -2843,7 +2826,7 @@
               <w:noProof/>
             </w:rPr>
           </w:pPr>
-          <w:hyperlink w:anchor="_Toc237376057" w:history="1">
+          <w:hyperlink w:anchor="_Toc237467216" w:history="1">
             <w:r>
               <w:rPr>
                 <w:rStyle w:val="Hyperlink"/>
@@ -2871,7 +2854,7 @@
                 <w:noProof/>
                 <w:webHidden/>
               </w:rPr>
-              <w:instrText xml:space="preserve"> PAGEREF _Toc237376057 \h </w:instrText>
+              <w:instrText xml:space="preserve"> PAGEREF _Toc237467216 \h </w:instrText>
             </w:r>
             <w:r>
               <w:rPr>
@@ -2891,7 +2874,7 @@
                 <w:noProof/>
                 <w:webHidden/>
               </w:rPr>
-              <w:t>10</w:t>
+              <w:t>11</w:t>
             </w:r>
             <w:r>
               <w:rPr>
@@ -2913,7 +2896,7 @@
               <w:noProof/>
             </w:rPr>
           </w:pPr>
-          <w:hyperlink w:anchor="_Toc237376058" w:history="1">
+          <w:hyperlink w:anchor="_Toc237467217" w:history="1">
             <w:r>
               <w:rPr>
                 <w:rStyle w:val="Hyperlink"/>
@@ -2941,7 +2924,7 @@
                 <w:noProof/>
                 <w:webHidden/>
               </w:rPr>
-              <w:instrText xml:space="preserve"> PAGEREF _Toc237376058 \h </w:instrText>
+              <w:instrText xml:space="preserve"> PAGEREF _Toc237467217 \h </w:instrText>
             </w:r>
             <w:r>
               <w:rPr>
@@ -2961,7 +2944,7 @@
                 <w:noProof/>
                 <w:webHidden/>
               </w:rPr>
-              <w:t>10</w:t>
+              <w:t>11</w:t>
             </w:r>
             <w:r>
               <w:rPr>
@@ -2983,7 +2966,7 @@
               <w:noProof/>
             </w:rPr>
           </w:pPr>
-          <w:hyperlink w:anchor="_Toc237376059" w:history="1">
+          <w:hyperlink w:anchor="_Toc237467218" w:history="1">
             <w:r>
               <w:rPr>
                 <w:rStyle w:val="Hyperlink"/>
@@ -3011,7 +2994,7 @@
                 <w:noProof/>
                 <w:webHidden/>
               </w:rPr>
-              <w:instrText xml:space="preserve"> PAGEREF _Toc237376059 \h </w:instrText>
+              <w:instrText xml:space="preserve"> PAGEREF _Toc237467218 \h </w:instrText>
             </w:r>
             <w:r>
               <w:rPr>
@@ -3031,7 +3014,7 @@
                 <w:noProof/>
                 <w:webHidden/>
               </w:rPr>
-              <w:t>10</w:t>
+              <w:t>11</w:t>
             </w:r>
             <w:r>
               <w:rPr>
@@ -3053,7 +3036,7 @@
               <w:noProof/>
             </w:rPr>
           </w:pPr>
-          <w:hyperlink w:anchor="_Toc237376060" w:history="1">
+          <w:hyperlink w:anchor="_Toc237467219" w:history="1">
             <w:r>
               <w:rPr>
                 <w:rStyle w:val="Hyperlink"/>
@@ -3081,7 +3064,7 @@
                 <w:noProof/>
                 <w:webHidden/>
               </w:rPr>
-              <w:instrText xml:space="preserve"> PAGEREF _Toc237376060 \h </w:instrText>
+              <w:instrText xml:space="preserve"> PAGEREF _Toc237467219 \h </w:instrText>
             </w:r>
             <w:r>
               <w:rPr>
@@ -3101,7 +3084,7 @@
                 <w:noProof/>
                 <w:webHidden/>
               </w:rPr>
-              <w:t>10</w:t>
+              <w:t>11</w:t>
             </w:r>
             <w:r>
               <w:rPr>
@@ -3123,7 +3106,7 @@
               <w:noProof/>
             </w:rPr>
           </w:pPr>
-          <w:hyperlink w:anchor="_Toc237376061" w:history="1">
+          <w:hyperlink w:anchor="_Toc237467220" w:history="1">
             <w:r>
               <w:rPr>
                 <w:rStyle w:val="Hyperlink"/>
@@ -3151,7 +3134,7 @@
                 <w:noProof/>
                 <w:webHidden/>
               </w:rPr>
-              <w:instrText xml:space="preserve"> PAGEREF _Toc237376061 \h </w:instrText>
+              <w:instrText xml:space="preserve"> PAGEREF _Toc237467220 \h </w:instrText>
             </w:r>
             <w:r>
               <w:rPr>
@@ -3193,7 +3176,7 @@
               <w:noProof/>
             </w:rPr>
           </w:pPr>
-          <w:hyperlink w:anchor="_Toc237376062" w:history="1">
+          <w:hyperlink w:anchor="_Toc237467221" w:history="1">
             <w:r>
               <w:rPr>
                 <w:rStyle w:val="Hyperlink"/>
@@ -3221,7 +3204,7 @@
                 <w:noProof/>
                 <w:webHidden/>
               </w:rPr>
-              <w:instrText xml:space="preserve"> PAGEREF _Toc237376062 \h </w:instrText>
+              <w:instrText xml:space="preserve"> PAGEREF _Toc237467221 \h </w:instrText>
             </w:r>
             <w:r>
               <w:rPr>
@@ -3263,7 +3246,7 @@
               <w:noProof/>
             </w:rPr>
           </w:pPr>
-          <w:hyperlink w:anchor="_Toc237376063" w:history="1">
+          <w:hyperlink w:anchor="_Toc237467222" w:history="1">
             <w:r>
               <w:rPr>
                 <w:rStyle w:val="Hyperlink"/>
@@ -3291,7 +3274,7 @@
                 <w:noProof/>
                 <w:webHidden/>
               </w:rPr>
-              <w:instrText xml:space="preserve"> PAGEREF _Toc237376063 \h </w:instrText>
+              <w:instrText xml:space="preserve"> PAGEREF _Toc237467222 \h </w:instrText>
             </w:r>
             <w:r>
               <w:rPr>
@@ -3333,7 +3316,7 @@
               <w:noProof/>
             </w:rPr>
           </w:pPr>
-          <w:hyperlink w:anchor="_Toc237376064" w:history="1">
+          <w:hyperlink w:anchor="_Toc237467223" w:history="1">
             <w:r>
               <w:rPr>
                 <w:rStyle w:val="Hyperlink"/>
@@ -3361,7 +3344,7 @@
                 <w:noProof/>
                 <w:webHidden/>
               </w:rPr>
-              <w:instrText xml:space="preserve"> PAGEREF _Toc237376064 \h </w:instrText>
+              <w:instrText xml:space="preserve"> PAGEREF _Toc237467223 \h </w:instrText>
             </w:r>
             <w:r>
               <w:rPr>
@@ -3381,7 +3364,7 @@
                 <w:noProof/>
                 <w:webHidden/>
               </w:rPr>
-              <w:t>12</w:t>
+              <w:t>13</w:t>
             </w:r>
             <w:r>
               <w:rPr>
@@ -3403,7 +3386,7 @@
               <w:noProof/>
             </w:rPr>
           </w:pPr>
-          <w:hyperlink w:anchor="_Toc237376065" w:history="1">
+          <w:hyperlink w:anchor="_Toc237467224" w:history="1">
             <w:r>
               <w:rPr>
                 <w:rStyle w:val="Hyperlink"/>
@@ -3431,7 +3414,7 @@
                 <w:noProof/>
                 <w:webHidden/>
               </w:rPr>
-              <w:instrText xml:space="preserve"> PAGEREF _Toc237376065 \h </w:instrText>
+              <w:instrText xml:space="preserve"> PAGEREF _Toc237467224 \h </w:instrText>
             </w:r>
             <w:r>
               <w:rPr>
@@ -3451,7 +3434,7 @@
                 <w:noProof/>
                 <w:webHidden/>
               </w:rPr>
-              <w:t>16</w:t>
+              <w:t>17</w:t>
             </w:r>
             <w:r>
               <w:rPr>
@@ -3473,7 +3456,7 @@
               <w:noProof/>
             </w:rPr>
           </w:pPr>
-          <w:hyperlink w:anchor="_Toc237376066" w:history="1">
+          <w:hyperlink w:anchor="_Toc237467225" w:history="1">
             <w:r>
               <w:rPr>
                 <w:rStyle w:val="Hyperlink"/>
@@ -3501,7 +3484,7 @@
                 <w:noProof/>
                 <w:webHidden/>
               </w:rPr>
-              <w:instrText xml:space="preserve"> PAGEREF _Toc237376066 \h </w:instrText>
+              <w:instrText xml:space="preserve"> PAGEREF _Toc237467225 \h </w:instrText>
             </w:r>
             <w:r>
               <w:rPr>
@@ -3521,7 +3504,7 @@
                 <w:noProof/>
                 <w:webHidden/>
               </w:rPr>
-              <w:t>20</w:t>
+              <w:t>21</w:t>
             </w:r>
             <w:r>
               <w:rPr>
@@ -3543,7 +3526,7 @@
               <w:noProof/>
             </w:rPr>
           </w:pPr>
-          <w:hyperlink w:anchor="_Toc237376067" w:history="1">
+          <w:hyperlink w:anchor="_Toc237467226" w:history="1">
             <w:r>
               <w:rPr>
                 <w:rStyle w:val="Hyperlink"/>
@@ -3571,7 +3554,7 @@
                 <w:noProof/>
                 <w:webHidden/>
               </w:rPr>
-              <w:instrText xml:space="preserve"> PAGEREF _Toc237376067 \h </w:instrText>
+              <w:instrText xml:space="preserve"> PAGEREF _Toc237467226 \h </w:instrText>
             </w:r>
             <w:r>
               <w:rPr>
@@ -3591,7 +3574,7 @@
                 <w:noProof/>
                 <w:webHidden/>
               </w:rPr>
-              <w:t>22</w:t>
+              <w:t>23</w:t>
             </w:r>
             <w:r>
               <w:rPr>
@@ -3613,7 +3596,7 @@
               <w:noProof/>
             </w:rPr>
           </w:pPr>
-          <w:hyperlink w:anchor="_Toc237376068" w:history="1">
+          <w:hyperlink w:anchor="_Toc237467227" w:history="1">
             <w:r>
               <w:rPr>
                 <w:rStyle w:val="Hyperlink"/>
@@ -3641,7 +3624,7 @@
                 <w:noProof/>
                 <w:webHidden/>
               </w:rPr>
-              <w:instrText xml:space="preserve"> PAGEREF _Toc237376068 \h </w:instrText>
+              <w:instrText xml:space="preserve"> PAGEREF _Toc237467227 \h </w:instrText>
             </w:r>
             <w:r>
               <w:rPr>
@@ -3661,7 +3644,7 @@
                 <w:noProof/>
                 <w:webHidden/>
               </w:rPr>
-              <w:t>22</w:t>
+              <w:t>24</w:t>
             </w:r>
             <w:r>
               <w:rPr>
@@ -3683,7 +3666,7 @@
               <w:noProof/>
             </w:rPr>
           </w:pPr>
-          <w:hyperlink w:anchor="_Toc237376069" w:history="1">
+          <w:hyperlink w:anchor="_Toc237467228" w:history="1">
             <w:r>
               <w:rPr>
                 <w:rStyle w:val="Hyperlink"/>
@@ -3711,7 +3694,7 @@
                 <w:noProof/>
                 <w:webHidden/>
               </w:rPr>
-              <w:instrText xml:space="preserve"> PAGEREF _Toc237376069 \h </w:instrText>
+              <w:instrText xml:space="preserve"> PAGEREF _Toc237467228 \h </w:instrText>
             </w:r>
             <w:r>
               <w:rPr>
@@ -3731,7 +3714,7 @@
                 <w:noProof/>
                 <w:webHidden/>
               </w:rPr>
-              <w:t>23</w:t>
+              <w:t>24</w:t>
             </w:r>
             <w:r>
               <w:rPr>
@@ -3753,7 +3736,7 @@
               <w:noProof/>
             </w:rPr>
           </w:pPr>
-          <w:hyperlink w:anchor="_Toc237376070" w:history="1">
+          <w:hyperlink w:anchor="_Toc237467229" w:history="1">
             <w:r>
               <w:rPr>
                 <w:rStyle w:val="Hyperlink"/>
@@ -3781,7 +3764,7 @@
                 <w:noProof/>
                 <w:webHidden/>
               </w:rPr>
-              <w:instrText xml:space="preserve"> PAGEREF _Toc237376070 \h </w:instrText>
+              <w:instrText xml:space="preserve"> PAGEREF _Toc237467229 \h </w:instrText>
             </w:r>
             <w:r>
               <w:rPr>
@@ -3801,7 +3784,7 @@
                 <w:noProof/>
                 <w:webHidden/>
               </w:rPr>
-              <w:t>23</w:t>
+              <w:t>24</w:t>
             </w:r>
             <w:r>
               <w:rPr>
@@ -3823,7 +3806,7 @@
               <w:noProof/>
             </w:rPr>
           </w:pPr>
-          <w:hyperlink w:anchor="_Toc237376071" w:history="1">
+          <w:hyperlink w:anchor="_Toc237467230" w:history="1">
             <w:r>
               <w:rPr>
                 <w:rStyle w:val="Hyperlink"/>
@@ -3851,7 +3834,7 @@
                 <w:noProof/>
                 <w:webHidden/>
               </w:rPr>
-              <w:instrText xml:space="preserve"> PAGEREF _Toc237376071 \h </w:instrText>
+              <w:instrText xml:space="preserve"> PAGEREF _Toc237467230 \h </w:instrText>
             </w:r>
             <w:r>
               <w:rPr>
@@ -3871,7 +3854,7 @@
                 <w:noProof/>
                 <w:webHidden/>
               </w:rPr>
-              <w:t>23</w:t>
+              <w:t>24</w:t>
             </w:r>
             <w:r>
               <w:rPr>
@@ -3893,7 +3876,7 @@
               <w:noProof/>
             </w:rPr>
           </w:pPr>
-          <w:hyperlink w:anchor="_Toc237376072" w:history="1">
+          <w:hyperlink w:anchor="_Toc237467231" w:history="1">
             <w:r>
               <w:rPr>
                 <w:rStyle w:val="Hyperlink"/>
@@ -3921,7 +3904,7 @@
                 <w:noProof/>
                 <w:webHidden/>
               </w:rPr>
-              <w:instrText xml:space="preserve"> PAGEREF _Toc237376072 \h </w:instrText>
+              <w:instrText xml:space="preserve"> PAGEREF _Toc237467231 \h </w:instrText>
             </w:r>
             <w:r>
               <w:rPr>
@@ -3941,7 +3924,7 @@
                 <w:noProof/>
                 <w:webHidden/>
               </w:rPr>
-              <w:t>23</w:t>
+              <w:t>24</w:t>
             </w:r>
             <w:r>
               <w:rPr>
@@ -3963,7 +3946,7 @@
               <w:noProof/>
             </w:rPr>
           </w:pPr>
-          <w:hyperlink w:anchor="_Toc237376073" w:history="1">
+          <w:hyperlink w:anchor="_Toc237467232" w:history="1">
             <w:r>
               <w:rPr>
                 <w:rStyle w:val="Hyperlink"/>
@@ -3991,7 +3974,7 @@
                 <w:noProof/>
                 <w:webHidden/>
               </w:rPr>
-              <w:instrText xml:space="preserve"> PAGEREF _Toc237376073 \h </w:instrText>
+              <w:instrText xml:space="preserve"> PAGEREF _Toc237467232 \h </w:instrText>
             </w:r>
             <w:r>
               <w:rPr>
@@ -4011,7 +3994,7 @@
                 <w:noProof/>
                 <w:webHidden/>
               </w:rPr>
-              <w:t>23</w:t>
+              <w:t>25</w:t>
             </w:r>
             <w:r>
               <w:rPr>
@@ -4054,8 +4037,6 @@
           <w:cols w:space="720"/>
         </w:sectPr>
       </w:pPr>
-      <w:bookmarkStart w:id="0" w:name="_GoBack"/>
-      <w:bookmarkEnd w:id="0"/>
     </w:p>
     <w:p>
       <w:pPr>
@@ -4065,7 +4046,7 @@
           <w:szCs w:val="26"/>
         </w:rPr>
       </w:pPr>
-      <w:bookmarkStart w:id="1" w:name="_Toc237376031"/>
+      <w:bookmarkStart w:id="0" w:name="_Toc237467190"/>
       <w:r>
         <w:rPr>
           <w:rFonts w:cs="Times New Roman"/>
@@ -4074,7 +4055,7 @@
         <w:lastRenderedPageBreak/>
         <w:t>1. GIỚI THIỆU (Introduction)</w:t>
       </w:r>
-      <w:bookmarkEnd w:id="1"/>
+      <w:bookmarkEnd w:id="0"/>
     </w:p>
     <w:p>
       <w:pPr>
@@ -4084,7 +4065,7 @@
           <w:szCs w:val="26"/>
         </w:rPr>
       </w:pPr>
-      <w:bookmarkStart w:id="2" w:name="_Toc237376032"/>
+      <w:bookmarkStart w:id="1" w:name="_Toc237467191"/>
       <w:r>
         <w:rPr>
           <w:rFonts w:cs="Times New Roman"/>
@@ -4092,7 +4073,7 @@
         </w:rPr>
         <w:t>1.1 Mục đích tài liệu (Purpose)</w:t>
       </w:r>
-      <w:bookmarkEnd w:id="2"/>
+      <w:bookmarkEnd w:id="1"/>
     </w:p>
     <w:p>
       <w:pPr>
@@ -4129,7 +4110,7 @@
           <w:szCs w:val="26"/>
         </w:rPr>
       </w:pPr>
-      <w:bookmarkStart w:id="3" w:name="_Toc237376033"/>
+      <w:bookmarkStart w:id="2" w:name="_Toc237467192"/>
       <w:r>
         <w:rPr>
           <w:rFonts w:cs="Times New Roman"/>
@@ -4137,7 +4118,7 @@
         </w:rPr>
         <w:t>1.2 Phạm vi sản phẩm (Scope)</w:t>
       </w:r>
-      <w:bookmarkEnd w:id="3"/>
+      <w:bookmarkEnd w:id="2"/>
     </w:p>
     <w:p>
       <w:pPr>
@@ -4219,7 +4200,7 @@
           <w:szCs w:val="26"/>
         </w:rPr>
       </w:pPr>
-      <w:bookmarkStart w:id="4" w:name="_Toc237376034"/>
+      <w:bookmarkStart w:id="3" w:name="_Toc237467193"/>
       <w:r>
         <w:rPr>
           <w:rFonts w:cs="Times New Roman"/>
@@ -4227,7 +4208,7 @@
         </w:rPr>
         <w:t>1.3 Định nghĩa, từ viết tắt, thuật ngữ (Definitions, Acronyms, Abbreviations)</w:t>
       </w:r>
-      <w:bookmarkEnd w:id="4"/>
+      <w:bookmarkEnd w:id="3"/>
     </w:p>
     <w:tbl>
       <w:tblPr>
@@ -4724,7 +4705,7 @@
           <w:szCs w:val="26"/>
         </w:rPr>
       </w:pPr>
-      <w:bookmarkStart w:id="5" w:name="_Toc237376035"/>
+      <w:bookmarkStart w:id="4" w:name="_Toc237467194"/>
       <w:r>
         <w:rPr>
           <w:rFonts w:cs="Times New Roman"/>
@@ -4733,7 +4714,7 @@
         <w:lastRenderedPageBreak/>
         <w:t>1.4 Tài liệu tham khảo (References)</w:t>
       </w:r>
-      <w:bookmarkEnd w:id="5"/>
+      <w:bookmarkEnd w:id="4"/>
     </w:p>
     <w:p>
       <w:pPr>
@@ -4826,7 +4807,7 @@
           <w:szCs w:val="26"/>
         </w:rPr>
       </w:pPr>
-      <w:bookmarkStart w:id="6" w:name="_Toc237376036"/>
+      <w:bookmarkStart w:id="5" w:name="_Toc237467195"/>
       <w:r>
         <w:rPr>
           <w:rFonts w:cs="Times New Roman"/>
@@ -4834,7 +4815,7 @@
         </w:rPr>
         <w:t>1.5 Tổng quan tài liệu (Document Overview)</w:t>
       </w:r>
-      <w:bookmarkEnd w:id="6"/>
+      <w:bookmarkEnd w:id="5"/>
     </w:p>
     <w:p>
       <w:pPr>
@@ -4871,7 +4852,7 @@
           <w:szCs w:val="26"/>
         </w:rPr>
       </w:pPr>
-      <w:bookmarkStart w:id="7" w:name="_Toc237376037"/>
+      <w:bookmarkStart w:id="6" w:name="_Toc237467196"/>
       <w:r>
         <w:rPr>
           <w:rFonts w:cs="Times New Roman"/>
@@ -4879,7 +4860,7 @@
         </w:rPr>
         <w:t>2. MÔ TẢ TỔNG QUAN (Overall Description)</w:t>
       </w:r>
-      <w:bookmarkEnd w:id="7"/>
+      <w:bookmarkEnd w:id="6"/>
     </w:p>
     <w:p>
       <w:pPr>
@@ -4889,7 +4870,7 @@
           <w:szCs w:val="26"/>
         </w:rPr>
       </w:pPr>
-      <w:bookmarkStart w:id="8" w:name="_Toc237376038"/>
+      <w:bookmarkStart w:id="7" w:name="_Toc237467197"/>
       <w:r>
         <w:rPr>
           <w:rFonts w:cs="Times New Roman"/>
@@ -4897,7 +4878,7 @@
         </w:rPr>
         <w:t>2.1 Bối cảnh sản phẩm (Product Perspective)</w:t>
       </w:r>
-      <w:bookmarkEnd w:id="8"/>
+      <w:bookmarkEnd w:id="7"/>
     </w:p>
     <w:p>
       <w:pPr>
@@ -4971,15 +4952,15 @@
           <w:szCs w:val="26"/>
         </w:rPr>
       </w:pPr>
-      <w:bookmarkStart w:id="9" w:name="_Toc237376039"/>
+      <w:bookmarkStart w:id="8" w:name="_Toc237467198"/>
       <w:r>
         <w:rPr>
           <w:rFonts w:cs="Times New Roman"/>
           <w:szCs w:val="26"/>
         </w:rPr>
-        <w:t>2.2 Chức năng sản phẩm (Product Functions) — tóm tắt cấp cao</w:t>
+        <w:t>2.2 Chức năng sản phẩm (Product Functions)</w:t>
       </w:r>
-      <w:bookmarkEnd w:id="9"/>
+      <w:bookmarkEnd w:id="8"/>
     </w:p>
     <w:p>
       <w:pPr>
@@ -5125,7 +5106,7 @@
           <w:szCs w:val="26"/>
         </w:rPr>
       </w:pPr>
-      <w:bookmarkStart w:id="10" w:name="_Toc237376040"/>
+      <w:bookmarkStart w:id="9" w:name="_Toc237467199"/>
       <w:r>
         <w:rPr>
           <w:rFonts w:cs="Times New Roman"/>
@@ -5134,7 +5115,7 @@
         <w:lastRenderedPageBreak/>
         <w:t>2.3 Đặc điểm người dùng (User Characteristics)</w:t>
       </w:r>
-      <w:bookmarkEnd w:id="10"/>
+      <w:bookmarkEnd w:id="9"/>
     </w:p>
     <w:p>
       <w:pPr>
@@ -5208,7 +5189,7 @@
           <w:szCs w:val="26"/>
         </w:rPr>
       </w:pPr>
-      <w:bookmarkStart w:id="11" w:name="_Toc237376041"/>
+      <w:bookmarkStart w:id="10" w:name="_Toc237467200"/>
       <w:r>
         <w:rPr>
           <w:rFonts w:cs="Times New Roman"/>
@@ -5216,7 +5197,7 @@
         </w:rPr>
         <w:t>2.4 Ràng buộc chung (General Constraints)</w:t>
       </w:r>
-      <w:bookmarkEnd w:id="11"/>
+      <w:bookmarkEnd w:id="10"/>
     </w:p>
     <w:p>
       <w:pPr>
@@ -5307,7 +5288,7 @@
           <w:szCs w:val="26"/>
         </w:rPr>
       </w:pPr>
-      <w:bookmarkStart w:id="12" w:name="_Toc237376042"/>
+      <w:bookmarkStart w:id="11" w:name="_Toc237467201"/>
       <w:r>
         <w:rPr>
           <w:rFonts w:cs="Times New Roman"/>
@@ -5315,7 +5296,7 @@
         </w:rPr>
         <w:t>2.5 Giả định và phụ thuộc (Assumptions and Dependencies)</w:t>
       </w:r>
-      <w:bookmarkEnd w:id="12"/>
+      <w:bookmarkEnd w:id="11"/>
     </w:p>
     <w:p>
       <w:pPr>
@@ -5388,7 +5369,7 @@
           <w:szCs w:val="26"/>
         </w:rPr>
       </w:pPr>
-      <w:bookmarkStart w:id="13" w:name="_Toc237376043"/>
+      <w:bookmarkStart w:id="12" w:name="_Toc237467202"/>
       <w:r>
         <w:rPr>
           <w:rFonts w:cs="Times New Roman"/>
@@ -5396,7 +5377,7 @@
         </w:rPr>
         <w:t>3. YÊU CẦU CHỨC NĂNG CHI TIẾT (Specific Functional Requirements)</w:t>
       </w:r>
-      <w:bookmarkEnd w:id="13"/>
+      <w:bookmarkEnd w:id="12"/>
     </w:p>
     <w:p>
       <w:pPr>
@@ -5406,7 +5387,7 @@
           <w:szCs w:val="26"/>
         </w:rPr>
       </w:pPr>
-      <w:bookmarkStart w:id="14" w:name="_Toc237376044"/>
+      <w:bookmarkStart w:id="13" w:name="_Toc237467203"/>
       <w:r>
         <w:rPr>
           <w:rFonts w:cs="Times New Roman"/>
@@ -5414,7 +5395,7 @@
         </w:rPr>
         <w:t>3.1 Module Authentication (Đăng ký / Đăng nhập / Đăng xuất)</w:t>
       </w:r>
-      <w:bookmarkEnd w:id="14"/>
+      <w:bookmarkEnd w:id="13"/>
     </w:p>
     <w:p>
       <w:pPr>
@@ -6647,7 +6628,7 @@
           <w:szCs w:val="26"/>
         </w:rPr>
       </w:pPr>
-      <w:bookmarkStart w:id="15" w:name="_Toc237376045"/>
+      <w:bookmarkStart w:id="14" w:name="_Toc237467204"/>
       <w:r>
         <w:rPr>
           <w:rFonts w:cs="Times New Roman"/>
@@ -6655,7 +6636,7 @@
         </w:rPr>
         <w:t>3.2 Module Quản lý hồ sơ (Profile)</w:t>
       </w:r>
-      <w:bookmarkEnd w:id="15"/>
+      <w:bookmarkEnd w:id="14"/>
     </w:p>
     <w:p>
       <w:pPr>
@@ -7469,7 +7450,7 @@
           <w:szCs w:val="26"/>
         </w:rPr>
       </w:pPr>
-      <w:bookmarkStart w:id="16" w:name="_Toc237376046"/>
+      <w:bookmarkStart w:id="15" w:name="_Toc237467205"/>
       <w:r>
         <w:rPr>
           <w:rFonts w:cs="Times New Roman"/>
@@ -7477,7 +7458,7 @@
         </w:rPr>
         <w:t>3.3 Module Sản phẩm (Product) &amp; Danh mục (Category)</w:t>
       </w:r>
-      <w:bookmarkEnd w:id="16"/>
+      <w:bookmarkEnd w:id="15"/>
     </w:p>
     <w:p>
       <w:pPr>
@@ -8767,12 +8748,12 @@
         <w:tblLook w:val="04A0" w:firstRow="1" w:lastRow="0" w:firstColumn="1" w:lastColumn="0" w:noHBand="0" w:noVBand="1"/>
       </w:tblPr>
       <w:tblGrid>
-        <w:gridCol w:w="1623"/>
-        <w:gridCol w:w="1264"/>
+        <w:gridCol w:w="1590"/>
+        <w:gridCol w:w="1207"/>
         <w:gridCol w:w="1622"/>
         <w:gridCol w:w="1046"/>
-        <w:gridCol w:w="1588"/>
-        <w:gridCol w:w="2457"/>
+        <w:gridCol w:w="1572"/>
+        <w:gridCol w:w="2563"/>
       </w:tblGrid>
       <w:tr>
         <w:trPr>
@@ -9000,7 +8981,15 @@
                 <w:sz w:val="26"/>
                 <w:szCs w:val="26"/>
               </w:rPr>
-              <w:t>Page, Type</w:t>
+              <w:t xml:space="preserve">Page, </w:t>
+            </w:r>
+            <w:r>
+              <w:rPr>
+                <w:rFonts w:ascii="Times New Roman" w:hAnsi="Times New Roman" w:cs="Times New Roman"/>
+                <w:sz w:val="26"/>
+                <w:szCs w:val="26"/>
+              </w:rPr>
+              <w:t>Size</w:t>
             </w:r>
           </w:p>
         </w:tc>
@@ -9112,7 +9101,7 @@
                 <w:sz w:val="26"/>
                 <w:szCs w:val="26"/>
               </w:rPr>
-              <w:t>Type sai -&gt; nguy cơ 500</w:t>
+              <w:t>N/A (không có rủi ro đặc biệt đã biết)</w:t>
             </w:r>
           </w:p>
         </w:tc>
@@ -9282,7 +9271,7 @@
                 <w:sz w:val="26"/>
                 <w:szCs w:val="26"/>
               </w:rPr>
-              <w:t>ID sai -&gt; nhiều khả năng trả 200 với body null (KHÔNG có xử lý 404 tường minh) cần kiểm chứng thực t</w:t>
+              <w:t>ID sai → nhiều khả năng trả 200 với body null (ProductController không check null, không có xử lý 404 tường minh)</w:t>
             </w:r>
           </w:p>
         </w:tc>
@@ -9452,7 +9441,7 @@
                 <w:sz w:val="26"/>
                 <w:szCs w:val="26"/>
               </w:rPr>
-              <w:t>Type hợp lệ</w:t>
+              <w:t>Type không hợp lệ → nguy cơ 500 (CategoryController không check null)</w:t>
             </w:r>
           </w:p>
         </w:tc>
@@ -10008,7 +9997,7 @@
           <w:szCs w:val="26"/>
         </w:rPr>
       </w:pPr>
-      <w:bookmarkStart w:id="17" w:name="_Toc237376047"/>
+      <w:bookmarkStart w:id="16" w:name="_Toc237467206"/>
       <w:r>
         <w:rPr>
           <w:rFonts w:cs="Times New Roman"/>
@@ -10016,7 +10005,7 @@
         </w:rPr>
         <w:t>3.4 Module Giỏ hàng (Cart)</w:t>
       </w:r>
-      <w:bookmarkEnd w:id="17"/>
+      <w:bookmarkEnd w:id="16"/>
     </w:p>
     <w:p>
       <w:pPr>
@@ -11520,7 +11509,7 @@
           <w:szCs w:val="26"/>
         </w:rPr>
       </w:pPr>
-      <w:bookmarkStart w:id="18" w:name="_Toc237376048"/>
+      <w:bookmarkStart w:id="17" w:name="_Toc237467207"/>
       <w:r>
         <w:rPr>
           <w:rFonts w:cs="Times New Roman"/>
@@ -11528,7 +11517,7 @@
         </w:rPr>
         <w:t>3.5 Module Đơn hàng (Order)</w:t>
       </w:r>
-      <w:bookmarkEnd w:id="18"/>
+      <w:bookmarkEnd w:id="17"/>
     </w:p>
     <w:p>
       <w:pPr>
@@ -11567,12 +11556,12 @@
         <w:tblLook w:val="04A0" w:firstRow="1" w:lastRow="0" w:firstColumn="1" w:lastColumn="0" w:noHBand="0" w:noVBand="1"/>
       </w:tblPr>
       <w:tblGrid>
-        <w:gridCol w:w="1747"/>
-        <w:gridCol w:w="1470"/>
-        <w:gridCol w:w="1332"/>
-        <w:gridCol w:w="2689"/>
-        <w:gridCol w:w="1367"/>
-        <w:gridCol w:w="995"/>
+        <w:gridCol w:w="1730"/>
+        <w:gridCol w:w="1529"/>
+        <w:gridCol w:w="1276"/>
+        <w:gridCol w:w="2814"/>
+        <w:gridCol w:w="1294"/>
+        <w:gridCol w:w="957"/>
       </w:tblGrid>
       <w:tr>
         <w:trPr>
@@ -11971,7 +11960,7 @@
                 <w:sz w:val="26"/>
                 <w:szCs w:val="26"/>
               </w:rPr>
-              <w:t>Hủy đơn hàng</w:t>
+              <w:t>Xem chi tiết đơn hàng</w:t>
             </w:r>
           </w:p>
         </w:tc>
@@ -12027,7 +12016,7 @@
                 <w:sz w:val="26"/>
                 <w:szCs w:val="26"/>
               </w:rPr>
-              <w:t>Hủy đơn (Cus hủy đơn mình)</w:t>
+              <w:t>Xem thông tin chi tiết của 1 đơn hàng cụ thể</w:t>
             </w:r>
           </w:p>
         </w:tc>
@@ -12113,7 +12102,193 @@
                 <w:sz w:val="26"/>
                 <w:szCs w:val="26"/>
               </w:rPr>
-              <w:t>REQ-ORD-03</w:t>
+              <w:t>REQ-ORD-0</w:t>
+            </w:r>
+            <w:r>
+              <w:rPr>
+                <w:rFonts w:ascii="Times New Roman" w:hAnsi="Times New Roman" w:cs="Times New Roman"/>
+                <w:sz w:val="26"/>
+                <w:szCs w:val="26"/>
+              </w:rPr>
+              <w:t>3</w:t>
+            </w:r>
+          </w:p>
+        </w:tc>
+        <w:tc>
+          <w:tcPr>
+            <w:tcW w:w="0" w:type="auto"/>
+            <w:tcMar>
+              <w:top w:w="120" w:type="dxa"/>
+              <w:left w:w="120" w:type="dxa"/>
+              <w:bottom w:w="120" w:type="dxa"/>
+              <w:right w:w="120" w:type="dxa"/>
+            </w:tcMar>
+          </w:tcPr>
+          <w:p>
+            <w:pPr>
+              <w:rPr>
+                <w:rFonts w:ascii="Times New Roman" w:hAnsi="Times New Roman" w:cs="Times New Roman"/>
+                <w:sz w:val="26"/>
+                <w:szCs w:val="26"/>
+              </w:rPr>
+            </w:pPr>
+            <w:r>
+              <w:rPr>
+                <w:rFonts w:ascii="Times New Roman" w:hAnsi="Times New Roman" w:cs="Times New Roman"/>
+                <w:sz w:val="26"/>
+                <w:szCs w:val="26"/>
+              </w:rPr>
+              <w:t>Hủy đơn hàng</w:t>
+            </w:r>
+          </w:p>
+        </w:tc>
+        <w:tc>
+          <w:tcPr>
+            <w:tcW w:w="0" w:type="auto"/>
+            <w:tcMar>
+              <w:top w:w="120" w:type="dxa"/>
+              <w:left w:w="120" w:type="dxa"/>
+              <w:bottom w:w="120" w:type="dxa"/>
+              <w:right w:w="120" w:type="dxa"/>
+            </w:tcMar>
+          </w:tcPr>
+          <w:p>
+            <w:pPr>
+              <w:rPr>
+                <w:rFonts w:ascii="Times New Roman" w:hAnsi="Times New Roman" w:cs="Times New Roman"/>
+                <w:sz w:val="26"/>
+                <w:szCs w:val="26"/>
+              </w:rPr>
+            </w:pPr>
+            <w:r>
+              <w:rPr>
+                <w:rFonts w:ascii="Times New Roman" w:hAnsi="Times New Roman" w:cs="Times New Roman"/>
+                <w:sz w:val="26"/>
+                <w:szCs w:val="26"/>
+              </w:rPr>
+              <w:t>All Roles</w:t>
+            </w:r>
+          </w:p>
+        </w:tc>
+        <w:tc>
+          <w:tcPr>
+            <w:tcW w:w="0" w:type="auto"/>
+            <w:tcMar>
+              <w:top w:w="120" w:type="dxa"/>
+              <w:left w:w="120" w:type="dxa"/>
+              <w:bottom w:w="120" w:type="dxa"/>
+              <w:right w:w="120" w:type="dxa"/>
+            </w:tcMar>
+          </w:tcPr>
+          <w:p>
+            <w:pPr>
+              <w:rPr>
+                <w:rFonts w:ascii="Times New Roman" w:hAnsi="Times New Roman" w:cs="Times New Roman"/>
+                <w:sz w:val="26"/>
+                <w:szCs w:val="26"/>
+              </w:rPr>
+            </w:pPr>
+            <w:r>
+              <w:rPr>
+                <w:rFonts w:ascii="Times New Roman" w:hAnsi="Times New Roman" w:cs="Times New Roman"/>
+                <w:sz w:val="26"/>
+                <w:szCs w:val="26"/>
+              </w:rPr>
+              <w:t>Hủy đơn (Cus hủy đơn mình)</w:t>
+            </w:r>
+          </w:p>
+        </w:tc>
+        <w:tc>
+          <w:tcPr>
+            <w:tcW w:w="0" w:type="auto"/>
+            <w:tcMar>
+              <w:top w:w="120" w:type="dxa"/>
+              <w:left w:w="120" w:type="dxa"/>
+              <w:bottom w:w="120" w:type="dxa"/>
+              <w:right w:w="120" w:type="dxa"/>
+            </w:tcMar>
+          </w:tcPr>
+          <w:p>
+            <w:pPr>
+              <w:rPr>
+                <w:rFonts w:ascii="Times New Roman" w:hAnsi="Times New Roman" w:cs="Times New Roman"/>
+                <w:sz w:val="26"/>
+                <w:szCs w:val="26"/>
+              </w:rPr>
+            </w:pPr>
+            <w:r>
+              <w:rPr>
+                <w:rFonts w:ascii="Times New Roman" w:hAnsi="Times New Roman" w:cs="Times New Roman"/>
+                <w:sz w:val="26"/>
+                <w:szCs w:val="26"/>
+              </w:rPr>
+              <w:t>Có</w:t>
+            </w:r>
+          </w:p>
+        </w:tc>
+        <w:tc>
+          <w:tcPr>
+            <w:tcW w:w="0" w:type="auto"/>
+            <w:tcMar>
+              <w:top w:w="120" w:type="dxa"/>
+              <w:left w:w="120" w:type="dxa"/>
+              <w:bottom w:w="120" w:type="dxa"/>
+              <w:right w:w="120" w:type="dxa"/>
+            </w:tcMar>
+          </w:tcPr>
+          <w:p>
+            <w:pPr>
+              <w:rPr>
+                <w:rFonts w:ascii="Times New Roman" w:hAnsi="Times New Roman" w:cs="Times New Roman"/>
+                <w:sz w:val="26"/>
+                <w:szCs w:val="26"/>
+              </w:rPr>
+            </w:pPr>
+            <w:r>
+              <w:rPr>
+                <w:rFonts w:ascii="Times New Roman" w:hAnsi="Times New Roman" w:cs="Times New Roman"/>
+                <w:sz w:val="26"/>
+                <w:szCs w:val="26"/>
+              </w:rPr>
+              <w:t>Cao</w:t>
+            </w:r>
+          </w:p>
+        </w:tc>
+      </w:tr>
+      <w:tr>
+        <w:tc>
+          <w:tcPr>
+            <w:tcW w:w="0" w:type="auto"/>
+            <w:tcMar>
+              <w:top w:w="120" w:type="dxa"/>
+              <w:left w:w="120" w:type="dxa"/>
+              <w:bottom w:w="120" w:type="dxa"/>
+              <w:right w:w="120" w:type="dxa"/>
+            </w:tcMar>
+          </w:tcPr>
+          <w:p>
+            <w:pPr>
+              <w:rPr>
+                <w:rFonts w:ascii="Times New Roman" w:hAnsi="Times New Roman" w:cs="Times New Roman"/>
+                <w:sz w:val="26"/>
+                <w:szCs w:val="26"/>
+              </w:rPr>
+            </w:pPr>
+            <w:r>
+              <w:rPr>
+                <w:rFonts w:ascii="Times New Roman" w:hAnsi="Times New Roman" w:cs="Times New Roman"/>
+                <w:sz w:val="26"/>
+                <w:szCs w:val="26"/>
+              </w:rPr>
+              <w:t>REQ-ORD-0</w:t>
+            </w:r>
+            <w:r>
+              <w:rPr>
+                <w:rFonts w:ascii="Times New Roman" w:hAnsi="Times New Roman" w:cs="Times New Roman"/>
+                <w:sz w:val="26"/>
+                <w:szCs w:val="26"/>
+              </w:rPr>
+              <w:t>4</w:t>
             </w:r>
           </w:p>
         </w:tc>
@@ -12305,12 +12480,12 @@
         <w:tblLook w:val="04A0" w:firstRow="1" w:lastRow="0" w:firstColumn="1" w:lastColumn="0" w:noHBand="0" w:noVBand="1"/>
       </w:tblPr>
       <w:tblGrid>
-        <w:gridCol w:w="1602"/>
-        <w:gridCol w:w="866"/>
-        <w:gridCol w:w="2934"/>
-        <w:gridCol w:w="1001"/>
+        <w:gridCol w:w="1601"/>
+        <w:gridCol w:w="870"/>
+        <w:gridCol w:w="2917"/>
+        <w:gridCol w:w="1021"/>
         <w:gridCol w:w="1569"/>
-        <w:gridCol w:w="1628"/>
+        <w:gridCol w:w="1622"/>
       </w:tblGrid>
       <w:tr>
         <w:trPr>
@@ -12538,7 +12713,7 @@
                 <w:sz w:val="26"/>
                 <w:szCs w:val="26"/>
               </w:rPr>
-              <w:t>Order ID</w:t>
+              <w:t>page, size</w:t>
             </w:r>
           </w:p>
         </w:tc>
@@ -12566,7 +12741,7 @@
                 <w:sz w:val="26"/>
                 <w:szCs w:val="26"/>
               </w:rPr>
-              <w:t>Query DB theo Role</w:t>
+              <w:t>page, size</w:t>
             </w:r>
           </w:p>
         </w:tc>
@@ -12650,7 +12825,7 @@
                 <w:sz w:val="26"/>
                 <w:szCs w:val="26"/>
               </w:rPr>
-              <w:t>ID sai -&gt; nguy cơ 500</w:t>
+              <w:t>N/A</w:t>
             </w:r>
           </w:p>
         </w:tc>
@@ -12681,6 +12856,184 @@
                 <w:szCs w:val="26"/>
               </w:rPr>
               <w:t>REQ-ORD-02</w:t>
+            </w:r>
+          </w:p>
+        </w:tc>
+        <w:tc>
+          <w:tcPr>
+            <w:tcW w:w="0" w:type="auto"/>
+            <w:tcMar>
+              <w:top w:w="120" w:type="dxa"/>
+              <w:left w:w="120" w:type="dxa"/>
+              <w:bottom w:w="120" w:type="dxa"/>
+              <w:right w:w="120" w:type="dxa"/>
+            </w:tcMar>
+          </w:tcPr>
+          <w:p>
+            <w:pPr>
+              <w:rPr>
+                <w:rFonts w:ascii="Times New Roman" w:hAnsi="Times New Roman" w:cs="Times New Roman"/>
+                <w:sz w:val="26"/>
+                <w:szCs w:val="26"/>
+              </w:rPr>
+            </w:pPr>
+            <w:r>
+              <w:rPr>
+                <w:rFonts w:ascii="Times New Roman" w:hAnsi="Times New Roman" w:cs="Times New Roman"/>
+                <w:sz w:val="26"/>
+                <w:szCs w:val="26"/>
+              </w:rPr>
+              <w:t>Order ID</w:t>
+            </w:r>
+          </w:p>
+        </w:tc>
+        <w:tc>
+          <w:tcPr>
+            <w:tcW w:w="0" w:type="auto"/>
+            <w:tcMar>
+              <w:top w:w="120" w:type="dxa"/>
+              <w:left w:w="120" w:type="dxa"/>
+              <w:bottom w:w="120" w:type="dxa"/>
+              <w:right w:w="120" w:type="dxa"/>
+            </w:tcMar>
+          </w:tcPr>
+          <w:p>
+            <w:pPr>
+              <w:rPr>
+                <w:rFonts w:ascii="Times New Roman" w:hAnsi="Times New Roman" w:cs="Times New Roman"/>
+                <w:sz w:val="26"/>
+                <w:szCs w:val="26"/>
+              </w:rPr>
+            </w:pPr>
+            <w:r>
+              <w:rPr>
+                <w:rFonts w:ascii="Times New Roman" w:hAnsi="Times New Roman" w:cs="Times New Roman"/>
+                <w:sz w:val="26"/>
+                <w:szCs w:val="26"/>
+              </w:rPr>
+              <w:t>Query DB lấy thông tin chi tiết đơn hàng và danh sách sản phẩm trong đơn đó</w:t>
+            </w:r>
+          </w:p>
+        </w:tc>
+        <w:tc>
+          <w:tcPr>
+            <w:tcW w:w="0" w:type="auto"/>
+            <w:tcMar>
+              <w:top w:w="120" w:type="dxa"/>
+              <w:left w:w="120" w:type="dxa"/>
+              <w:bottom w:w="120" w:type="dxa"/>
+              <w:right w:w="120" w:type="dxa"/>
+            </w:tcMar>
+          </w:tcPr>
+          <w:p>
+            <w:pPr>
+              <w:rPr>
+                <w:rFonts w:ascii="Times New Roman" w:hAnsi="Times New Roman" w:cs="Times New Roman"/>
+                <w:sz w:val="26"/>
+                <w:szCs w:val="26"/>
+              </w:rPr>
+            </w:pPr>
+            <w:r>
+              <w:rPr>
+                <w:rFonts w:ascii="Times New Roman" w:hAnsi="Times New Roman" w:cs="Times New Roman"/>
+                <w:sz w:val="26"/>
+                <w:szCs w:val="26"/>
+              </w:rPr>
+              <w:t>Chi tiết đơn hàng</w:t>
+            </w:r>
+          </w:p>
+        </w:tc>
+        <w:tc>
+          <w:tcPr>
+            <w:tcW w:w="0" w:type="auto"/>
+            <w:tcMar>
+              <w:top w:w="120" w:type="dxa"/>
+              <w:left w:w="120" w:type="dxa"/>
+              <w:bottom w:w="120" w:type="dxa"/>
+              <w:right w:w="120" w:type="dxa"/>
+            </w:tcMar>
+          </w:tcPr>
+          <w:p>
+            <w:pPr>
+              <w:rPr>
+                <w:rFonts w:ascii="Times New Roman" w:hAnsi="Times New Roman" w:cs="Times New Roman"/>
+                <w:sz w:val="26"/>
+                <w:szCs w:val="26"/>
+              </w:rPr>
+            </w:pPr>
+            <w:r>
+              <w:rPr>
+                <w:rFonts w:ascii="Times New Roman" w:hAnsi="Times New Roman" w:cs="Times New Roman"/>
+                <w:sz w:val="26"/>
+                <w:szCs w:val="26"/>
+              </w:rPr>
+              <w:t>JWT hợp lệ</w:t>
+            </w:r>
+          </w:p>
+        </w:tc>
+        <w:tc>
+          <w:tcPr>
+            <w:tcW w:w="0" w:type="auto"/>
+            <w:tcMar>
+              <w:top w:w="120" w:type="dxa"/>
+              <w:left w:w="120" w:type="dxa"/>
+              <w:bottom w:w="120" w:type="dxa"/>
+              <w:right w:w="120" w:type="dxa"/>
+            </w:tcMar>
+          </w:tcPr>
+          <w:p>
+            <w:pPr>
+              <w:rPr>
+                <w:rFonts w:ascii="Times New Roman" w:hAnsi="Times New Roman" w:cs="Times New Roman"/>
+                <w:sz w:val="26"/>
+                <w:szCs w:val="26"/>
+              </w:rPr>
+            </w:pPr>
+            <w:r>
+              <w:rPr>
+                <w:rFonts w:ascii="Times New Roman" w:hAnsi="Times New Roman" w:cs="Times New Roman"/>
+                <w:sz w:val="26"/>
+                <w:szCs w:val="26"/>
+              </w:rPr>
+              <w:t>ID sai -&gt;. nguy cơ 500 (NPE)</w:t>
+            </w:r>
+          </w:p>
+        </w:tc>
+      </w:tr>
+      <w:tr>
+        <w:tc>
+          <w:tcPr>
+            <w:tcW w:w="0" w:type="auto"/>
+            <w:tcMar>
+              <w:top w:w="120" w:type="dxa"/>
+              <w:left w:w="120" w:type="dxa"/>
+              <w:bottom w:w="120" w:type="dxa"/>
+              <w:right w:w="120" w:type="dxa"/>
+            </w:tcMar>
+          </w:tcPr>
+          <w:p>
+            <w:pPr>
+              <w:rPr>
+                <w:rFonts w:ascii="Times New Roman" w:hAnsi="Times New Roman" w:cs="Times New Roman"/>
+                <w:sz w:val="26"/>
+                <w:szCs w:val="26"/>
+              </w:rPr>
+            </w:pPr>
+            <w:r>
+              <w:rPr>
+                <w:rFonts w:ascii="Times New Roman" w:hAnsi="Times New Roman" w:cs="Times New Roman"/>
+                <w:sz w:val="26"/>
+                <w:szCs w:val="26"/>
+              </w:rPr>
+              <w:t>REQ-ORD-0</w:t>
+            </w:r>
+            <w:r>
+              <w:rPr>
+                <w:rFonts w:ascii="Times New Roman" w:hAnsi="Times New Roman" w:cs="Times New Roman"/>
+                <w:sz w:val="26"/>
+                <w:szCs w:val="26"/>
+              </w:rPr>
+              <w:t>3</w:t>
             </w:r>
           </w:p>
         </w:tc>
@@ -12850,7 +13203,16 @@
                 <w:sz w:val="26"/>
                 <w:szCs w:val="26"/>
               </w:rPr>
-              <w:t>REQ-ORD-03</w:t>
+              <w:lastRenderedPageBreak/>
+              <w:t>REQ-ORD-0</w:t>
+            </w:r>
+            <w:r>
+              <w:rPr>
+                <w:rFonts w:ascii="Times New Roman" w:hAnsi="Times New Roman" w:cs="Times New Roman"/>
+                <w:sz w:val="26"/>
+                <w:szCs w:val="26"/>
+              </w:rPr>
+              <w:t>4</w:t>
             </w:r>
           </w:p>
         </w:tc>
@@ -13013,16 +13375,15 @@
           <w:szCs w:val="26"/>
         </w:rPr>
       </w:pPr>
-      <w:bookmarkStart w:id="19" w:name="_Toc237376049"/>
+      <w:bookmarkStart w:id="18" w:name="_Toc237467208"/>
       <w:r>
         <w:rPr>
           <w:rFonts w:cs="Times New Roman"/>
           <w:szCs w:val="26"/>
         </w:rPr>
-        <w:lastRenderedPageBreak/>
         <w:t>3.6 Module Phân quyền (Authorization) — tham chiếu chéo</w:t>
       </w:r>
-      <w:bookmarkEnd w:id="19"/>
+      <w:bookmarkEnd w:id="18"/>
     </w:p>
     <w:p>
       <w:pPr>
@@ -13171,7 +13532,7 @@
           <w:szCs w:val="26"/>
         </w:rPr>
       </w:pPr>
-      <w:bookmarkStart w:id="20" w:name="_Toc237376050"/>
+      <w:bookmarkStart w:id="19" w:name="_Toc237467209"/>
       <w:r>
         <w:rPr>
           <w:rFonts w:cs="Times New Roman"/>
@@ -13179,7 +13540,7 @@
         </w:rPr>
         <w:t>4. YÊU CẦU PHI CHỨC NĂNG (Non-Functional Requirements)</w:t>
       </w:r>
-      <w:bookmarkEnd w:id="20"/>
+      <w:bookmarkEnd w:id="19"/>
     </w:p>
     <w:p>
       <w:pPr>
@@ -13189,7 +13550,7 @@
           <w:szCs w:val="26"/>
         </w:rPr>
       </w:pPr>
-      <w:bookmarkStart w:id="21" w:name="_Toc237376051"/>
+      <w:bookmarkStart w:id="20" w:name="_Toc237467210"/>
       <w:r>
         <w:rPr>
           <w:rFonts w:cs="Times New Roman"/>
@@ -13197,7 +13558,7 @@
         </w:rPr>
         <w:t>4.1 Hiệu năng (Performance)</w:t>
       </w:r>
-      <w:bookmarkEnd w:id="21"/>
+      <w:bookmarkEnd w:id="20"/>
     </w:p>
     <w:p>
       <w:pPr>
@@ -13252,15 +13613,16 @@
           <w:szCs w:val="26"/>
         </w:rPr>
       </w:pPr>
-      <w:bookmarkStart w:id="22" w:name="_Toc237376052"/>
+      <w:bookmarkStart w:id="21" w:name="_Toc237467211"/>
       <w:r>
         <w:rPr>
           <w:rFonts w:cs="Times New Roman"/>
           <w:szCs w:val="26"/>
         </w:rPr>
+        <w:lastRenderedPageBreak/>
         <w:t>4.2 Bảo mật (Security)</w:t>
       </w:r>
-      <w:bookmarkEnd w:id="22"/>
+      <w:bookmarkEnd w:id="21"/>
     </w:p>
     <w:p>
       <w:pPr>
@@ -13351,16 +13713,15 @@
           <w:szCs w:val="26"/>
         </w:rPr>
       </w:pPr>
-      <w:bookmarkStart w:id="23" w:name="_Toc237376053"/>
+      <w:bookmarkStart w:id="22" w:name="_Toc237467212"/>
       <w:r>
         <w:rPr>
           <w:rFonts w:cs="Times New Roman"/>
           <w:szCs w:val="26"/>
         </w:rPr>
-        <w:lastRenderedPageBreak/>
         <w:t>4.3 Độ tin cậy (Reliability)</w:t>
       </w:r>
-      <w:bookmarkEnd w:id="23"/>
+      <w:bookmarkEnd w:id="22"/>
     </w:p>
     <w:p>
       <w:pPr>
@@ -13415,7 +13776,7 @@
           <w:szCs w:val="26"/>
         </w:rPr>
       </w:pPr>
-      <w:bookmarkStart w:id="24" w:name="_Toc237376054"/>
+      <w:bookmarkStart w:id="23" w:name="_Toc237467213"/>
       <w:r>
         <w:rPr>
           <w:rFonts w:cs="Times New Roman"/>
@@ -13423,7 +13784,7 @@
         </w:rPr>
         <w:t>4.4 Khả năng bảo trì (Maintainability)</w:t>
       </w:r>
-      <w:bookmarkEnd w:id="24"/>
+      <w:bookmarkEnd w:id="23"/>
     </w:p>
     <w:p>
       <w:pPr>
@@ -13478,7 +13839,7 @@
           <w:szCs w:val="26"/>
         </w:rPr>
       </w:pPr>
-      <w:bookmarkStart w:id="25" w:name="_Toc237376055"/>
+      <w:bookmarkStart w:id="24" w:name="_Toc237467214"/>
       <w:r>
         <w:rPr>
           <w:rFonts w:cs="Times New Roman"/>
@@ -13486,7 +13847,7 @@
         </w:rPr>
         <w:t>4.5 Khả năng sử dụng (Usability)</w:t>
       </w:r>
-      <w:bookmarkEnd w:id="25"/>
+      <w:bookmarkEnd w:id="24"/>
     </w:p>
     <w:p>
       <w:pPr>
@@ -13541,7 +13902,7 @@
           <w:szCs w:val="26"/>
         </w:rPr>
       </w:pPr>
-      <w:bookmarkStart w:id="26" w:name="_Toc237376056"/>
+      <w:bookmarkStart w:id="25" w:name="_Toc237467215"/>
       <w:r>
         <w:rPr>
           <w:rFonts w:cs="Times New Roman"/>
@@ -13549,7 +13910,7 @@
         </w:rPr>
         <w:t>4.6 Khả năng tương thích (Compatibility)</w:t>
       </w:r>
-      <w:bookmarkEnd w:id="26"/>
+      <w:bookmarkEnd w:id="25"/>
     </w:p>
     <w:p>
       <w:pPr>
@@ -13604,15 +13965,16 @@
           <w:szCs w:val="26"/>
         </w:rPr>
       </w:pPr>
-      <w:bookmarkStart w:id="27" w:name="_Toc237376057"/>
+      <w:bookmarkStart w:id="26" w:name="_Toc237467216"/>
       <w:r>
         <w:rPr>
           <w:rFonts w:cs="Times New Roman"/>
           <w:szCs w:val="26"/>
         </w:rPr>
+        <w:lastRenderedPageBreak/>
         <w:t>5. YÊU CẦU GIAO DIỆN (Interface Requirements)</w:t>
       </w:r>
-      <w:bookmarkEnd w:id="27"/>
+      <w:bookmarkEnd w:id="26"/>
     </w:p>
     <w:p>
       <w:pPr>
@@ -13622,7 +13984,7 @@
           <w:szCs w:val="26"/>
         </w:rPr>
       </w:pPr>
-      <w:bookmarkStart w:id="28" w:name="_Toc237376058"/>
+      <w:bookmarkStart w:id="27" w:name="_Toc237467217"/>
       <w:r>
         <w:rPr>
           <w:rFonts w:cs="Times New Roman"/>
@@ -13630,7 +13992,7 @@
         </w:rPr>
         <w:t>5.1 Giao diện người dùng (User Interfaces)</w:t>
       </w:r>
-      <w:bookmarkEnd w:id="28"/>
+      <w:bookmarkEnd w:id="27"/>
     </w:p>
     <w:p>
       <w:pPr>
@@ -13658,7 +14020,7 @@
           <w:szCs w:val="26"/>
         </w:rPr>
       </w:pPr>
-      <w:bookmarkStart w:id="29" w:name="_Toc237376059"/>
+      <w:bookmarkStart w:id="28" w:name="_Toc237467218"/>
       <w:r>
         <w:rPr>
           <w:rFonts w:cs="Times New Roman"/>
@@ -13666,7 +14028,7 @@
         </w:rPr>
         <w:t>5.2 Giao diện phần cứng (Hardware Interfaces)</w:t>
       </w:r>
-      <w:bookmarkEnd w:id="29"/>
+      <w:bookmarkEnd w:id="28"/>
     </w:p>
     <w:p>
       <w:pPr>
@@ -13693,7 +14055,7 @@
           <w:szCs w:val="26"/>
         </w:rPr>
       </w:pPr>
-      <w:bookmarkStart w:id="30" w:name="_Toc237376060"/>
+      <w:bookmarkStart w:id="29" w:name="_Toc237467219"/>
       <w:r>
         <w:rPr>
           <w:rFonts w:cs="Times New Roman"/>
@@ -13701,7 +14063,7 @@
         </w:rPr>
         <w:t>5.3 Giao diện phần mềm (Software Interfaces)</w:t>
       </w:r>
-      <w:bookmarkEnd w:id="30"/>
+      <w:bookmarkEnd w:id="29"/>
     </w:p>
     <w:p>
       <w:pPr>
@@ -13754,7 +14116,6 @@
           <w:sz w:val="26"/>
           <w:szCs w:val="26"/>
         </w:rPr>
-        <w:lastRenderedPageBreak/>
         <w:t>Tham chiếu toàn bộ danh sách endpoint sang API_Spec.md.</w:t>
       </w:r>
     </w:p>
@@ -13775,7 +14136,7 @@
           <w:szCs w:val="26"/>
         </w:rPr>
       </w:pPr>
-      <w:bookmarkStart w:id="31" w:name="_Toc237376061"/>
+      <w:bookmarkStart w:id="30" w:name="_Toc237467220"/>
       <w:r>
         <w:rPr>
           <w:rFonts w:cs="Times New Roman"/>
@@ -13783,7 +14144,7 @@
         </w:rPr>
         <w:t>5.4 Giao diện truyền thông (Communications Interfaces)</w:t>
       </w:r>
-      <w:bookmarkEnd w:id="31"/>
+      <w:bookmarkEnd w:id="30"/>
     </w:p>
     <w:p>
       <w:pPr>
@@ -13856,7 +14217,7 @@
           <w:szCs w:val="26"/>
         </w:rPr>
       </w:pPr>
-      <w:bookmarkStart w:id="32" w:name="_Toc237376062"/>
+      <w:bookmarkStart w:id="31" w:name="_Toc237467221"/>
       <w:r>
         <w:rPr>
           <w:rFonts w:cs="Times New Roman"/>
@@ -13864,7 +14225,7 @@
         </w:rPr>
         <w:t>6. MÔ HÌNH HỆ THỐNG (System Models)</w:t>
       </w:r>
-      <w:bookmarkEnd w:id="32"/>
+      <w:bookmarkEnd w:id="31"/>
     </w:p>
     <w:p>
       <w:pPr>
@@ -13873,7 +14234,7 @@
           <w:rFonts w:cs="Times New Roman"/>
         </w:rPr>
       </w:pPr>
-      <w:bookmarkStart w:id="33" w:name="_Toc237376063"/>
+      <w:bookmarkStart w:id="32" w:name="_Toc237467222"/>
       <w:r>
         <w:rPr>
           <w:rFonts w:cs="Times New Roman"/>
@@ -13887,7 +14248,7 @@
         </w:rPr>
         <w:t>Sơ đồ lớp (Class Diagram)</w:t>
       </w:r>
-      <w:bookmarkEnd w:id="33"/>
+      <w:bookmarkEnd w:id="32"/>
     </w:p>
     <w:p>
       <w:pPr>
@@ -13908,6 +14269,7 @@
           <w:rFonts w:ascii="Times New Roman" w:hAnsi="Times New Roman" w:cs="Times New Roman"/>
           <w:noProof/>
         </w:rPr>
+        <w:lastRenderedPageBreak/>
         <w:drawing>
           <wp:inline distT="0" distB="0" distL="114300" distR="114300">
             <wp:extent cx="5680517" cy="4791075"/>
@@ -13980,7 +14342,7 @@
           <w:szCs w:val="26"/>
         </w:rPr>
       </w:pPr>
-      <w:bookmarkStart w:id="34" w:name="_Toc237376064"/>
+      <w:bookmarkStart w:id="33" w:name="_Toc237467223"/>
       <w:r>
         <w:rPr>
           <w:rFonts w:cs="Times New Roman"/>
@@ -13989,7 +14351,7 @@
         <w:lastRenderedPageBreak/>
         <w:t>6.2 Use Case Diagram</w:t>
       </w:r>
-      <w:bookmarkEnd w:id="34"/>
+      <w:bookmarkEnd w:id="33"/>
     </w:p>
     <w:p>
       <w:pPr>
@@ -14057,13 +14419,7 @@
         <w:rPr>
           <w:rFonts w:ascii="Times New Roman" w:hAnsi="Times New Roman" w:cs="Times New Roman"/>
         </w:rPr>
-        <w:t>Hình 2: Use Case Diagram tổng quan — 3 actor (Customer/Employee/Manager</w:t>
-      </w:r>
-      <w:r>
-        <w:rPr>
-          <w:rFonts w:ascii="Times New Roman" w:hAnsi="Times New Roman" w:cs="Times New Roman"/>
-        </w:rPr>
-        <w:t>)</w:t>
+        <w:t>Hình 2: Use Case Diagram tổng quan — 3 actor (Customer/Employee/Manager)</w:t>
       </w:r>
     </w:p>
     <w:p>
@@ -14308,7 +14664,7 @@
           <w:szCs w:val="26"/>
         </w:rPr>
       </w:pPr>
-      <w:bookmarkStart w:id="35" w:name="_Toc237376065"/>
+      <w:bookmarkStart w:id="34" w:name="_Toc237467224"/>
       <w:r>
         <w:rPr>
           <w:rFonts w:cs="Times New Roman"/>
@@ -14324,7 +14680,7 @@
         </w:rPr>
         <w:t>Activity Diagram</w:t>
       </w:r>
-      <w:bookmarkEnd w:id="35"/>
+      <w:bookmarkEnd w:id="34"/>
     </w:p>
     <w:p>
       <w:pPr>
@@ -14543,13 +14899,7 @@
         <w:rPr>
           <w:rFonts w:ascii="Times New Roman" w:hAnsi="Times New Roman" w:cs="Times New Roman"/>
         </w:rPr>
-        <w:t>Hình 5: Activity Diagram — Checkout (REQ-CART-03</w:t>
-      </w:r>
-      <w:r>
-        <w:rPr>
-          <w:rFonts w:ascii="Times New Roman" w:hAnsi="Times New Roman" w:cs="Times New Roman"/>
-        </w:rPr>
-        <w:t>)</w:t>
+        <w:t>Hình 5: Activity Diagram — Checkout (REQ-CART-03)</w:t>
       </w:r>
     </w:p>
     <w:p>
@@ -14921,7 +15271,7 @@
           <w:szCs w:val="26"/>
         </w:rPr>
       </w:pPr>
-      <w:bookmarkStart w:id="36" w:name="_Toc237376066"/>
+      <w:bookmarkStart w:id="35" w:name="_Toc237467225"/>
       <w:r>
         <w:rPr>
           <w:rFonts w:cs="Times New Roman"/>
@@ -14930,7 +15280,7 @@
         <w:lastRenderedPageBreak/>
         <w:t>6.4 Sơ đồ trình tự (Sequence Diagram) — khuyến nghị cho luồng phức tạp</w:t>
       </w:r>
-      <w:bookmarkEnd w:id="36"/>
+      <w:bookmarkEnd w:id="35"/>
     </w:p>
     <w:p>
       <w:pPr>
@@ -14946,7 +15296,7 @@
         </w:rPr>
         <w:drawing>
           <wp:inline distT="0" distB="0" distL="114300" distR="114300">
-            <wp:extent cx="5391510" cy="4893613"/>
+            <wp:extent cx="6033540" cy="5476352"/>
             <wp:effectExtent l="0" t="0" r="0" b="0"/>
             <wp:docPr id="9" name="Picture 6"/>
             <wp:cNvGraphicFramePr>
@@ -14970,7 +15320,7 @@
                   <pic:spPr>
                     <a:xfrm>
                       <a:off x="0" y="0"/>
-                      <a:ext cx="5417844" cy="4917515"/>
+                      <a:ext cx="6067856" cy="5507499"/>
                     </a:xfrm>
                     <a:prstGeom prst="rect">
                       <a:avLst/>
@@ -14999,14 +15349,18 @@
       <w:r>
         <w:rPr>
           <w:rFonts w:ascii="Times New Roman" w:hAnsi="Times New Roman" w:cs="Times New Roman"/>
-        </w:rPr>
-        <w:t>Hình 11: Sequence Diagram</w:t>
+          <w:sz w:val="26"/>
+          <w:szCs w:val="26"/>
+        </w:rPr>
+        <w:t>Hình 11: "Sequence Diagram — Checkout (Customer</w:t>
       </w:r>
       <w:r>
         <w:rPr>
           <w:rFonts w:ascii="Times New Roman" w:hAnsi="Times New Roman" w:cs="Times New Roman"/>
-        </w:rPr>
-        <w:t xml:space="preserve"> Customer</w:t>
+          <w:sz w:val="26"/>
+          <w:szCs w:val="26"/>
+        </w:rPr>
+        <w:t>)</w:t>
       </w:r>
     </w:p>
     <w:p>
@@ -15026,7 +15380,7 @@
         <w:lastRenderedPageBreak/>
         <w:drawing>
           <wp:inline distT="0" distB="0" distL="114300" distR="114300" wp14:anchorId="21CDAC13" wp14:editId="6A4F0887">
-            <wp:extent cx="5460521" cy="4453701"/>
+            <wp:extent cx="6049108" cy="4933764"/>
             <wp:effectExtent l="0" t="0" r="0" b="0"/>
             <wp:docPr id="13" name="Picture 1"/>
             <wp:cNvGraphicFramePr>
@@ -15050,7 +15404,7 @@
                   <pic:spPr>
                     <a:xfrm>
                       <a:off x="0" y="0"/>
-                      <a:ext cx="5505879" cy="4490696"/>
+                      <a:ext cx="6110635" cy="4983947"/>
                     </a:xfrm>
                     <a:prstGeom prst="rect">
                       <a:avLst/>
@@ -15079,26 +15433,10 @@
       <w:r>
         <w:rPr>
           <w:rFonts w:ascii="Times New Roman" w:hAnsi="Times New Roman" w:cs="Times New Roman"/>
-        </w:rPr>
-        <w:t>Hình 1</w:t>
-      </w:r>
-      <w:r>
-        <w:rPr>
-          <w:rFonts w:ascii="Times New Roman" w:hAnsi="Times New Roman" w:cs="Times New Roman"/>
-        </w:rPr>
-        <w:t>2</w:t>
-      </w:r>
-      <w:r>
-        <w:rPr>
-          <w:rFonts w:ascii="Times New Roman" w:hAnsi="Times New Roman" w:cs="Times New Roman"/>
-        </w:rPr>
-        <w:t>: Sequence Diagram</w:t>
-      </w:r>
-      <w:r>
-        <w:rPr>
-          <w:rFonts w:ascii="Times New Roman" w:hAnsi="Times New Roman" w:cs="Times New Roman"/>
-        </w:rPr>
-        <w:t xml:space="preserve"> Employee</w:t>
+          <w:sz w:val="26"/>
+          <w:szCs w:val="26"/>
+        </w:rPr>
+        <w:t>Hình 12: "Sequence Diagram — Xác nhận hoàn tất đơn hàng (Employee/Manager)</w:t>
       </w:r>
     </w:p>
     <w:p>
@@ -15118,7 +15456,7 @@
         <w:lastRenderedPageBreak/>
         <w:drawing>
           <wp:inline distT="0" distB="0" distL="114300" distR="114300" wp14:anchorId="4C41FD94" wp14:editId="1AA9EFEF">
-            <wp:extent cx="5580882" cy="4183811"/>
+            <wp:extent cx="6112099" cy="4582048"/>
             <wp:effectExtent l="0" t="0" r="0" b="0"/>
             <wp:docPr id="14" name="Picture 2"/>
             <wp:cNvGraphicFramePr>
@@ -15142,7 +15480,7 @@
                   <pic:spPr>
                     <a:xfrm>
                       <a:off x="0" y="0"/>
-                      <a:ext cx="5594259" cy="4193839"/>
+                      <a:ext cx="6135361" cy="4599487"/>
                     </a:xfrm>
                     <a:prstGeom prst="rect">
                       <a:avLst/>
@@ -15171,27 +15509,21 @@
       <w:r>
         <w:rPr>
           <w:rFonts w:ascii="Times New Roman" w:hAnsi="Times New Roman" w:cs="Times New Roman"/>
-        </w:rPr>
-        <w:t>Hình 1</w:t>
+          <w:sz w:val="26"/>
+          <w:szCs w:val="26"/>
+        </w:rPr>
+        <w:t>Hình 13: "Sequence Diagram — Xóa sản phẩm (Manager</w:t>
       </w:r>
       <w:r>
         <w:rPr>
           <w:rFonts w:ascii="Times New Roman" w:hAnsi="Times New Roman" w:cs="Times New Roman"/>
-        </w:rPr>
-        <w:t>3</w:t>
+          <w:sz w:val="26"/>
+          <w:szCs w:val="26"/>
+        </w:rPr>
+        <w:t>)</w:t>
       </w:r>
-      <w:r>
-        <w:rPr>
-          <w:rFonts w:ascii="Times New Roman" w:hAnsi="Times New Roman" w:cs="Times New Roman"/>
-        </w:rPr>
-        <w:t>: Sequence Diagram</w:t>
-      </w:r>
-      <w:r>
-        <w:rPr>
-          <w:rFonts w:ascii="Times New Roman" w:hAnsi="Times New Roman" w:cs="Times New Roman"/>
-        </w:rPr>
-        <w:t xml:space="preserve"> Manager</w:t>
-      </w:r>
+      <w:bookmarkStart w:id="36" w:name="_GoBack"/>
+      <w:bookmarkEnd w:id="36"/>
     </w:p>
     <w:p>
       <w:pPr>
@@ -15201,7 +15533,7 @@
           <w:szCs w:val="26"/>
         </w:rPr>
       </w:pPr>
-      <w:bookmarkStart w:id="37" w:name="_Toc237376067"/>
+      <w:bookmarkStart w:id="37" w:name="_Toc237467226"/>
       <w:r>
         <w:rPr>
           <w:rFonts w:cs="Times New Roman"/>
@@ -15285,27 +15617,27 @@
     </w:p>
     <w:p>
       <w:pPr>
+        <w:rPr>
+          <w:rFonts w:cs="Times New Roman"/>
+          <w:szCs w:val="26"/>
+        </w:rPr>
+      </w:pPr>
+    </w:p>
+    <w:p>
+      <w:pPr>
         <w:pStyle w:val="Heading1"/>
         <w:rPr>
           <w:rFonts w:cs="Times New Roman"/>
           <w:szCs w:val="26"/>
         </w:rPr>
       </w:pPr>
-    </w:p>
-    <w:p>
-      <w:pPr>
-        <w:pStyle w:val="Heading1"/>
+      <w:bookmarkStart w:id="38" w:name="_Toc237467227"/>
+      <w:r>
         <w:rPr>
           <w:rFonts w:cs="Times New Roman"/>
           <w:szCs w:val="26"/>
         </w:rPr>
-      </w:pPr>
-      <w:bookmarkStart w:id="38" w:name="_Toc237376068"/>
-      <w:r>
-        <w:rPr>
-          <w:rFonts w:cs="Times New Roman"/>
-          <w:szCs w:val="26"/>
-        </w:rPr>
+        <w:lastRenderedPageBreak/>
         <w:t>7. MA TRẬN PHÂN QUYỀN (Authorization Matrix)</w:t>
       </w:r>
       <w:bookmarkEnd w:id="38"/>
@@ -15357,7 +15689,6 @@
                 <w:sz w:val="26"/>
                 <w:szCs w:val="26"/>
               </w:rPr>
-              <w:lastRenderedPageBreak/>
               <w:t>Chức năng</w:t>
             </w:r>
           </w:p>
@@ -16167,7 +16498,7 @@
           <w:szCs w:val="26"/>
         </w:rPr>
       </w:pPr>
-      <w:bookmarkStart w:id="39" w:name="_Toc237376069"/>
+      <w:bookmarkStart w:id="39" w:name="_Toc237467228"/>
       <w:r>
         <w:rPr>
           <w:rFonts w:cs="Times New Roman"/>
@@ -16249,7 +16580,7 @@
           <w:szCs w:val="26"/>
         </w:rPr>
       </w:pPr>
-      <w:bookmarkStart w:id="40" w:name="_Toc237376070"/>
+      <w:bookmarkStart w:id="40" w:name="_Toc237467229"/>
       <w:r>
         <w:rPr>
           <w:rFonts w:cs="Times New Roman"/>
@@ -16267,7 +16598,7 @@
           <w:szCs w:val="26"/>
         </w:rPr>
       </w:pPr>
-      <w:bookmarkStart w:id="41" w:name="_Toc237376071"/>
+      <w:bookmarkStart w:id="41" w:name="_Toc237467230"/>
       <w:r>
         <w:rPr>
           <w:rFonts w:cs="Times New Roman"/>
@@ -16346,7 +16677,7 @@
           <w:szCs w:val="26"/>
         </w:rPr>
       </w:pPr>
-      <w:bookmarkStart w:id="42" w:name="_Toc237376072"/>
+      <w:bookmarkStart w:id="42" w:name="_Toc237467231"/>
       <w:r>
         <w:rPr>
           <w:rFonts w:cs="Times New Roman"/>
@@ -16381,12 +16712,13 @@
           <w:szCs w:val="26"/>
         </w:rPr>
       </w:pPr>
-      <w:bookmarkStart w:id="43" w:name="_Toc237376073"/>
+      <w:bookmarkStart w:id="43" w:name="_Toc237467232"/>
       <w:r>
         <w:rPr>
           <w:rFonts w:cs="Times New Roman"/>
           <w:szCs w:val="26"/>
         </w:rPr>
+        <w:lastRenderedPageBreak/>
         <w:t>10. GIỚI HẠN &amp; LỖI HỆ THỐNG ĐÃ BIẾT (Known System Limitations) — Mục mới</w:t>
       </w:r>
       <w:bookmarkEnd w:id="43"/>
@@ -16446,7 +16778,6 @@
                 <w:sz w:val="26"/>
                 <w:szCs w:val="26"/>
               </w:rPr>
-              <w:lastRenderedPageBreak/>
               <w:t>#</w:t>
             </w:r>
           </w:p>
@@ -17294,6 +17625,7 @@
     <w:sdtPr>
       <w:id w:val="1954587929"/>
     </w:sdtPr>
+    <w:sdtEndPr/>
     <w:sdtContent>
       <w:p>
         <w:pPr>
@@ -18515,7 +18847,7 @@
 </file>
 
 <file path=customXml/itemProps1.xml><?xml version="1.0" encoding="utf-8"?>
-<ds:datastoreItem xmlns:ds="http://schemas.openxmlformats.org/officeDocument/2006/customXml" ds:itemID="{36AB5D57-36A0-4A3C-89B3-DAFD1E1F9F73}">
+<ds:datastoreItem xmlns:ds="http://schemas.openxmlformats.org/officeDocument/2006/customXml" ds:itemID="{7F0EF14F-3684-45A3-A31B-440252ECEA51}">
   <ds:schemaRefs>
     <ds:schemaRef ds:uri="http://schemas.openxmlformats.org/officeDocument/2006/bibliography"/>
   </ds:schemaRefs>
